--- a/resources/templates/16审计工作底稿.docx
+++ b/resources/templates/16审计工作底稿.docx
@@ -42,7 +42,7 @@
         <w:rPr>
           <w:rFonts w:hint="eastAsia" w:ascii="Times New Roman" w:hAnsi="Times New Roman"/>
         </w:rPr>
-        <w:t xml:space="preserve">                             </w:t>
+        <w:t>{indexNumber}</w:t>
       </w:r>
       <w:r>
         <w:rPr>
@@ -252,6 +252,22 @@
               <w:t>（按照审计实施方案确定的事项名称填写）</w:t>
             </w:r>
           </w:p>
+          <w:p>
+            <w:pPr>
+              <w:spacing w:line="288" w:lineRule="auto"/>
+              <w:jc w:val="center"/>
+              <w:rPr>
+                <w:rFonts w:ascii="Times New Roman" w:hAnsi="Times New Roman"/>
+              </w:rPr>
+            </w:pPr>
+            <w:r>
+              <w:rPr>
+                <w:rFonts w:ascii="Times New Roman" w:hAnsi="Times New Roman"/>
+                <w:sz w:val="24"/>
+              </w:rPr>
+              <w:t xml:space="preserve">{auditMatter}</w:t>
+            </w:r>
+          </w:p>
         </w:tc>
       </w:tr>
       <w:tr>
@@ -324,6 +340,13 @@
                 <w:rFonts w:ascii="Times New Roman" w:hAnsi="Times New Roman"/>
               </w:rPr>
             </w:pPr>
+            <w:r>
+              <w:rPr>
+                <w:rFonts w:ascii="Times New Roman" w:hAnsi="Times New Roman"/>
+                <w:sz w:val="24"/>
+              </w:rPr>
+              <w:t xml:space="preserve">{auditorName}</w:t>
+            </w:r>
           </w:p>
         </w:tc>
         <w:tc>
@@ -375,6 +398,13 @@
                 <w:rFonts w:ascii="Times New Roman" w:hAnsi="Times New Roman"/>
               </w:rPr>
             </w:pPr>
+            <w:r>
+              <w:rPr>
+                <w:rFonts w:ascii="Times New Roman" w:hAnsi="Times New Roman"/>
+                <w:sz w:val="24"/>
+              </w:rPr>
+              <w:t xml:space="preserve">{compileDate}</w:t>
+            </w:r>
           </w:p>
         </w:tc>
       </w:tr>
@@ -458,6 +488,21 @@
               <w:t>步骤和方法、所取得的审计证据的名称和来源。多个底稿间共用审计证据、且审计证据附在其他底稿后的，应当在上述内容表述完毕后，注明“其中，**审计证据附在**底稿后”）</w:t>
             </w:r>
           </w:p>
+          <w:p>
+            <w:pPr>
+              <w:spacing w:line="580" w:lineRule="exact"/>
+              <w:rPr>
+                <w:rFonts w:ascii="Times New Roman" w:hAnsi="Times New Roman"/>
+              </w:rPr>
+            </w:pPr>
+            <w:r>
+              <w:rPr>
+                <w:rFonts w:ascii="Times New Roman" w:hAnsi="Times New Roman"/>
+                <w:sz w:val="24"/>
+              </w:rPr>
+              <w:t xml:space="preserve">{auditProcess}</w:t>
+            </w:r>
+          </w:p>
         </w:tc>
       </w:tr>
       <w:tr>
@@ -563,6 +608,36 @@
               <w:t>）</w:t>
             </w:r>
           </w:p>
+          <w:p>
+            <w:pPr>
+              <w:spacing w:line="288" w:lineRule="auto"/>
+              <w:rPr>
+                <w:rFonts w:hint="eastAsia" w:ascii="Times New Roman" w:hAnsi="Times New Roman"/>
+              </w:rPr>
+            </w:pPr>
+            <w:r>
+              <w:rPr>
+                <w:rFonts w:ascii="Times New Roman" w:hAnsi="Times New Roman"/>
+                <w:sz w:val="24"/>
+              </w:rPr>
+              <w:t xml:space="preserve">{factSummary}</w:t>
+            </w:r>
+          </w:p>
+          <w:p>
+            <w:pPr>
+              <w:spacing w:line="288" w:lineRule="auto"/>
+              <w:rPr>
+                <w:rFonts w:hint="eastAsia" w:ascii="Times New Roman" w:hAnsi="Times New Roman"/>
+              </w:rPr>
+            </w:pPr>
+            <w:r>
+              <w:rPr>
+                <w:rFonts w:ascii="Times New Roman" w:hAnsi="Times New Roman"/>
+                <w:sz w:val="24"/>
+              </w:rPr>
+              <w:t xml:space="preserve">审计结论：{auditConclusion}</w:t>
+            </w:r>
+          </w:p>
         </w:tc>
       </w:tr>
       <w:tr>
@@ -649,6 +724,21 @@
               <w:t>意见种类包括：1.予以认可；2.责成采取进一步审计措施，获取适当、充分的审计证据；3.纠正或者责成纠正不恰当的审计结论）</w:t>
             </w:r>
           </w:p>
+          <w:p>
+            <w:pPr>
+              <w:spacing w:line="580" w:lineRule="exact"/>
+              <w:rPr>
+                <w:rFonts w:ascii="Times New Roman" w:hAnsi="Times New Roman"/>
+              </w:rPr>
+            </w:pPr>
+            <w:r>
+              <w:rPr>
+                <w:rFonts w:ascii="Times New Roman" w:hAnsi="Times New Roman"/>
+                <w:sz w:val="24"/>
+              </w:rPr>
+              <w:t xml:space="preserve">{reviewerOpinion}</w:t>
+            </w:r>
+          </w:p>
         </w:tc>
       </w:tr>
       <w:tr>
@@ -726,6 +816,13 @@
                 <w:rFonts w:ascii="Times New Roman" w:hAnsi="Times New Roman"/>
               </w:rPr>
             </w:pPr>
+            <w:r>
+              <w:rPr>
+                <w:rFonts w:ascii="Times New Roman" w:hAnsi="Times New Roman"/>
+                <w:sz w:val="24"/>
+              </w:rPr>
+              <w:t xml:space="preserve">{reviewerName}</w:t>
+            </w:r>
           </w:p>
         </w:tc>
         <w:tc>
@@ -782,6 +879,13 @@
                 <w:rFonts w:ascii="Times New Roman" w:hAnsi="Times New Roman"/>
               </w:rPr>
             </w:pPr>
+            <w:r>
+              <w:rPr>
+                <w:rFonts w:ascii="Times New Roman" w:hAnsi="Times New Roman"/>
+                <w:sz w:val="24"/>
+              </w:rPr>
+              <w:t xml:space="preserve">{reviewDate}</w:t>
+            </w:r>
           </w:p>
         </w:tc>
       </w:tr>
@@ -798,7 +902,7 @@
         <w:rPr>
           <w:rFonts w:ascii="Times New Roman" w:hAnsi="Times New Roman"/>
         </w:rPr>
-        <w:t xml:space="preserve">附件：       </w:t>
+        <w:t xml:space="preserve">附件：{attachmentCount}</w:t>
       </w:r>
       <w:r>
         <w:rPr>
